--- a/Project0/SQLProject.docx
+++ b/Project0/SQLProject.docx
@@ -612,38 +612,47 @@
           <w:kern w:val="0"/>
           <w14:ligatures w14:val="none"/>
         </w:rPr>
-        <w:t>Creativity</w:t>
-      </w:r>
-      <w:r>
-        <w:rPr>
-          <w:rFonts w:ascii="Times New Roman" w:eastAsia="Times New Roman" w:hAnsi="Times New Roman" w:cs="Times New Roman"/>
-          <w:kern w:val="0"/>
-          <w14:ligatures w14:val="none"/>
-        </w:rPr>
-        <w:t>: Encourage students to add additional features to the system to showcase their creativity. For example, they could implement features like employee search functionality, automated email notifications for employee updates, or integration with external systems for data import/export.</w:t>
-      </w:r>
-    </w:p>
-    <w:p>
-      <w:pPr>
-        <w:spacing w:before="100" w:beforeAutospacing="1" w:after="100" w:afterAutospacing="1" w:line="240" w:lineRule="auto"/>
-        <w:outlineLvl w:val="3"/>
-        <w:rPr>
-          <w:rFonts w:ascii="Times New Roman" w:eastAsia="Times New Roman" w:hAnsi="Times New Roman" w:cs="Times New Roman"/>
-          <w:b/>
-          <w:bCs/>
-          <w:kern w:val="0"/>
-          <w14:ligatures w14:val="none"/>
-        </w:rPr>
-      </w:pPr>
-      <w:r>
-        <w:rPr>
-          <w:rFonts w:ascii="Times New Roman" w:eastAsia="Times New Roman" w:hAnsi="Times New Roman" w:cs="Times New Roman"/>
-          <w:b/>
-          <w:bCs/>
-          <w:kern w:val="0"/>
-          <w14:ligatures w14:val="none"/>
-        </w:rPr>
-        <w:t>Evaluation Criteria:</w:t>
+        <w:t>Stretch Goals (Optional)</w:t>
+      </w:r>
+      <w:r>
+        <w:rPr>
+          <w:rFonts w:ascii="Times New Roman" w:eastAsia="Times New Roman" w:hAnsi="Times New Roman" w:cs="Times New Roman"/>
+          <w:kern w:val="0"/>
+          <w14:ligatures w14:val="none"/>
+        </w:rPr>
+        <w:t xml:space="preserve">: </w:t>
+      </w:r>
+      <w:r>
+        <w:rPr>
+          <w:rFonts w:ascii="Times New Roman" w:eastAsia="Times New Roman" w:hAnsi="Times New Roman" w:cs="Times New Roman"/>
+          <w:kern w:val="0"/>
+          <w14:ligatures w14:val="none"/>
+        </w:rPr>
+        <w:t>Add</w:t>
+      </w:r>
+      <w:r>
+        <w:rPr>
+          <w:rFonts w:ascii="Times New Roman" w:eastAsia="Times New Roman" w:hAnsi="Times New Roman" w:cs="Times New Roman"/>
+          <w:kern w:val="0"/>
+          <w14:ligatures w14:val="none"/>
+        </w:rPr>
+        <w:t xml:space="preserve"> additional features to the system to showcase. For example</w:t>
+      </w:r>
+      <w:r>
+        <w:rPr>
+          <w:rFonts w:ascii="Times New Roman" w:eastAsia="Times New Roman" w:hAnsi="Times New Roman" w:cs="Times New Roman"/>
+          <w:kern w:val="0"/>
+          <w14:ligatures w14:val="none"/>
+        </w:rPr>
+        <w:t>,</w:t>
+      </w:r>
+      <w:r>
+        <w:rPr>
+          <w:rFonts w:ascii="Times New Roman" w:eastAsia="Times New Roman" w:hAnsi="Times New Roman" w:cs="Times New Roman"/>
+          <w:kern w:val="0"/>
+          <w14:ligatures w14:val="none"/>
+        </w:rPr>
+        <w:t xml:space="preserve"> implement features like employee search functionality, automated email notifications for employee updates, or integration with external systems for data import/export.</w:t>
       </w:r>
     </w:p>
     <w:p>
@@ -662,134 +671,6 @@
           <w14:ligatures w14:val="none"/>
         </w:rPr>
         <w:lastRenderedPageBreak/>
-        <w:t>Students will be evaluated based on the following criteria:</w:t>
-      </w:r>
-    </w:p>
-    <w:p>
-      <w:pPr>
-        <w:numPr>
-          <w:ilvl w:val="0"/>
-          <w:numId w:val="2"/>
-        </w:numPr>
-        <w:spacing w:before="100" w:beforeAutospacing="1" w:after="100" w:afterAutospacing="1" w:line="240" w:lineRule="auto"/>
-        <w:rPr>
-          <w:rFonts w:ascii="Times New Roman" w:eastAsia="Times New Roman" w:hAnsi="Times New Roman" w:cs="Times New Roman"/>
-          <w:kern w:val="0"/>
-          <w14:ligatures w14:val="none"/>
-        </w:rPr>
-      </w:pPr>
-      <w:r>
-        <w:rPr>
-          <w:rFonts w:ascii="Times New Roman" w:eastAsia="Times New Roman" w:hAnsi="Times New Roman" w:cs="Times New Roman"/>
-          <w:kern w:val="0"/>
-          <w14:ligatures w14:val="none"/>
-        </w:rPr>
-        <w:t>Database design and implementation</w:t>
-      </w:r>
-    </w:p>
-    <w:p>
-      <w:pPr>
-        <w:numPr>
-          <w:ilvl w:val="0"/>
-          <w:numId w:val="2"/>
-        </w:numPr>
-        <w:spacing w:before="100" w:beforeAutospacing="1" w:after="100" w:afterAutospacing="1" w:line="240" w:lineRule="auto"/>
-        <w:rPr>
-          <w:rFonts w:ascii="Times New Roman" w:eastAsia="Times New Roman" w:hAnsi="Times New Roman" w:cs="Times New Roman"/>
-          <w:kern w:val="0"/>
-          <w14:ligatures w14:val="none"/>
-        </w:rPr>
-      </w:pPr>
-      <w:r>
-        <w:rPr>
-          <w:rFonts w:ascii="Times New Roman" w:eastAsia="Times New Roman" w:hAnsi="Times New Roman" w:cs="Times New Roman"/>
-          <w:kern w:val="0"/>
-          <w14:ligatures w14:val="none"/>
-        </w:rPr>
-        <w:t>Correctness and efficiency of PL/SQL code</w:t>
-      </w:r>
-    </w:p>
-    <w:p>
-      <w:pPr>
-        <w:numPr>
-          <w:ilvl w:val="0"/>
-          <w:numId w:val="2"/>
-        </w:numPr>
-        <w:spacing w:before="100" w:beforeAutospacing="1" w:after="100" w:afterAutospacing="1" w:line="240" w:lineRule="auto"/>
-        <w:rPr>
-          <w:rFonts w:ascii="Times New Roman" w:eastAsia="Times New Roman" w:hAnsi="Times New Roman" w:cs="Times New Roman"/>
-          <w:kern w:val="0"/>
-          <w14:ligatures w14:val="none"/>
-        </w:rPr>
-      </w:pPr>
-      <w:r>
-        <w:rPr>
-          <w:rFonts w:ascii="Times New Roman" w:eastAsia="Times New Roman" w:hAnsi="Times New Roman" w:cs="Times New Roman"/>
-          <w:kern w:val="0"/>
-          <w14:ligatures w14:val="none"/>
-        </w:rPr>
-        <w:t>User interface design and usability</w:t>
-      </w:r>
-    </w:p>
-    <w:p>
-      <w:pPr>
-        <w:numPr>
-          <w:ilvl w:val="0"/>
-          <w:numId w:val="2"/>
-        </w:numPr>
-        <w:spacing w:before="100" w:beforeAutospacing="1" w:after="100" w:afterAutospacing="1" w:line="240" w:lineRule="auto"/>
-        <w:rPr>
-          <w:rFonts w:ascii="Times New Roman" w:eastAsia="Times New Roman" w:hAnsi="Times New Roman" w:cs="Times New Roman"/>
-          <w:kern w:val="0"/>
-          <w14:ligatures w14:val="none"/>
-        </w:rPr>
-      </w:pPr>
-      <w:r>
-        <w:rPr>
-          <w:rFonts w:ascii="Times New Roman" w:eastAsia="Times New Roman" w:hAnsi="Times New Roman" w:cs="Times New Roman"/>
-          <w:kern w:val="0"/>
-          <w14:ligatures w14:val="none"/>
-        </w:rPr>
-        <w:t>Documentation quality</w:t>
-      </w:r>
-    </w:p>
-    <w:p>
-      <w:pPr>
-        <w:numPr>
-          <w:ilvl w:val="0"/>
-          <w:numId w:val="2"/>
-        </w:numPr>
-        <w:spacing w:before="100" w:beforeAutospacing="1" w:after="100" w:afterAutospacing="1" w:line="240" w:lineRule="auto"/>
-        <w:rPr>
-          <w:rFonts w:ascii="Times New Roman" w:eastAsia="Times New Roman" w:hAnsi="Times New Roman" w:cs="Times New Roman"/>
-          <w:kern w:val="0"/>
-          <w14:ligatures w14:val="none"/>
-        </w:rPr>
-      </w:pPr>
-      <w:r>
-        <w:rPr>
-          <w:rFonts w:ascii="Times New Roman" w:eastAsia="Times New Roman" w:hAnsi="Times New Roman" w:cs="Times New Roman"/>
-          <w:kern w:val="0"/>
-          <w14:ligatures w14:val="none"/>
-        </w:rPr>
-        <w:t>Creativity and additional features implemented</w:t>
-      </w:r>
-    </w:p>
-    <w:p>
-      <w:pPr>
-        <w:spacing w:before="100" w:beforeAutospacing="1" w:after="100" w:afterAutospacing="1" w:line="240" w:lineRule="auto"/>
-        <w:rPr>
-          <w:rFonts w:ascii="Times New Roman" w:eastAsia="Times New Roman" w:hAnsi="Times New Roman" w:cs="Times New Roman"/>
-          <w:kern w:val="0"/>
-          <w14:ligatures w14:val="none"/>
-        </w:rPr>
-      </w:pPr>
-      <w:r>
-        <w:rPr>
-          <w:rFonts w:ascii="Times New Roman" w:eastAsia="Times New Roman" w:hAnsi="Times New Roman" w:cs="Times New Roman"/>
-          <w:kern w:val="0"/>
-          <w14:ligatures w14:val="none"/>
-        </w:rPr>
         <w:t xml:space="preserve">This project provides </w:t>
       </w:r>
       <w:r>
@@ -798,15 +679,15 @@
           <w:kern w:val="0"/>
           <w14:ligatures w14:val="none"/>
         </w:rPr>
-        <w:t xml:space="preserve">participants </w:t>
-      </w:r>
-      <w:r>
-        <w:rPr>
-          <w:rFonts w:ascii="Times New Roman" w:eastAsia="Times New Roman" w:hAnsi="Times New Roman" w:cs="Times New Roman"/>
-          <w:kern w:val="0"/>
-          <w14:ligatures w14:val="none"/>
-        </w:rPr>
-        <w:t>with hands-on experience in database design, SQL querying, and PL/SQL programming, all within the familiar environment of SQLDeveloper and Oracle D</w:t>
+        <w:t xml:space="preserve">a </w:t>
+      </w:r>
+      <w:r>
+        <w:rPr>
+          <w:rFonts w:ascii="Times New Roman" w:eastAsia="Times New Roman" w:hAnsi="Times New Roman" w:cs="Times New Roman"/>
+          <w:kern w:val="0"/>
+          <w14:ligatures w14:val="none"/>
+        </w:rPr>
+        <w:t xml:space="preserve"> hands-on experience in database design, SQL querying, and PL/SQL programming, all within the familiar environment of SQLDeveloper and Oracle D</w:t>
       </w:r>
       <w:r>
         <w:rPr>
